--- a/Experiment-02-TestDisk/Exp_2.docx
+++ b/Experiment-02-TestDisk/Exp_2.docx
@@ -1,108 +1,15 @@
 
 <file path=word/document.xml><?xml version="1.0" encoding="utf-8"?>
-<w:document xmlns:wpc="http://schemas.microsoft.com/office/word/2010/wordprocessingCanvas" xmlns:cx="http://schemas.microsoft.com/office/drawing/2014/chartex" xmlns:cx1="http://schemas.microsoft.com/office/drawing/2015/9/8/chartex" xmlns:cx2="http://schemas.microsoft.com/office/drawing/2015/10/21/chartex" xmlns:cx3="http://schemas.microsoft.com/office/drawing/2016/5/9/chartex" xmlns:cx4="http://schemas.microsoft.com/office/drawing/2016/5/10/chartex" xmlns:cx5="http://schemas.microsoft.com/office/drawing/2016/5/11/chartex" xmlns:cx6="http://schemas.microsoft.com/office/drawing/2016/5/12/chartex" xmlns:cx7="http://schemas.microsoft.com/office/drawing/2016/5/13/chartex" xmlns:cx8="http://schemas.microsoft.com/office/drawing/2016/5/14/chartex" xmlns:mc="http://schemas.openxmlformats.org/markup-compatibility/2006" xmlns:aink="http://schemas.microsoft.com/office/drawing/2016/ink" xmlns:am3d="http://schemas.microsoft.com/office/drawing/2017/model3d" xmlns:o="urn:schemas-microsoft-com:office:office" xmlns:oel="http://schemas.microsoft.com/office/2019/extlst" xmlns:r="http://schemas.openxmlformats.org/officeDocument/2006/relationships" xmlns:m="http://schemas.openxmlformats.org/officeDocument/2006/math" xmlns:v="urn:schemas-microsoft-com:vml" xmlns:wp14="http://schemas.microsoft.com/office/word/2010/wordprocessingDrawing" xmlns:wp="http://schemas.openxmlformats.org/drawingml/2006/wordprocessingDrawing" xmlns:w10="urn:schemas-microsoft-com:office:word" xmlns:w="http://schemas.openxmlformats.org/wordprocessingml/2006/main" xmlns:w14="http://schemas.microsoft.com/office/word/2010/wordml" xmlns:w15="http://schemas.microsoft.com/office/word/2012/wordml" xmlns:w16cei="http://schemas.microsoft.com/office/word/2026/wordml/cei" xmlns:w16cex="http://schemas.microsoft.com/office/word/2018/wordml/cex" xmlns:w16cid="http://schemas.microsoft.com/office/word/2016/wordml/cid" xmlns:w16="http://schemas.microsoft.com/office/word/2018/wordml" xmlns:w16du="http://schemas.microsoft.com/office/word/2023/wordml/word16du" xmlns:w16sdtdh="http://schemas.microsoft.com/office/word/2020/wordml/sdtdatahash" xmlns:w16sdtfl="http://schemas.microsoft.com/office/word/2024/wordml/sdtformatlock" xmlns:w16se="http://schemas.microsoft.com/office/word/2015/wordml/symex" xmlns:wpg="http://schemas.microsoft.com/office/word/2010/wordprocessingGroup" xmlns:wpi="http://schemas.microsoft.com/office/word/2010/wordprocessingInk" xmlns:wne="http://schemas.microsoft.com/office/word/2006/wordml" xmlns:wps="http://schemas.microsoft.com/office/word/2010/wordprocessingShape" mc:Ignorable="w14 w15 w16se w16cid w16 w16cex w16sdtdh w16sdtfl w16du wp14">
+<w:document xmlns:wpc="http://schemas.microsoft.com/office/word/2010/wordprocessingCanvas" xmlns:cx="http://schemas.microsoft.com/office/drawing/2014/chartex" xmlns:cx1="http://schemas.microsoft.com/office/drawing/2015/9/8/chartex" xmlns:cx2="http://schemas.microsoft.com/office/drawing/2015/10/21/chartex" xmlns:cx3="http://schemas.microsoft.com/office/drawing/2016/5/9/chartex" xmlns:cx4="http://schemas.microsoft.com/office/drawing/2016/5/10/chartex" xmlns:cx5="http://schemas.microsoft.com/office/drawing/2016/5/11/chartex" xmlns:cx6="http://schemas.microsoft.com/office/drawing/2016/5/12/chartex" xmlns:cx7="http://schemas.microsoft.com/office/drawing/2016/5/13/chartex" xmlns:cx8="http://schemas.microsoft.com/office/drawing/2016/5/14/chartex" xmlns:mc="http://schemas.openxmlformats.org/markup-compatibility/2006" xmlns:aink="http://schemas.microsoft.com/office/drawing/2016/ink" xmlns:am3d="http://schemas.microsoft.com/office/drawing/2017/model3d" xmlns:o="urn:schemas-microsoft-com:office:office" xmlns:oel="http://schemas.microsoft.com/office/2019/extlst" xmlns:r="http://schemas.openxmlformats.org/officeDocument/2006/relationships" xmlns:m="http://schemas.openxmlformats.org/officeDocument/2006/math" xmlns:v="urn:schemas-microsoft-com:vml" xmlns:wp14="http://schemas.microsoft.com/office/word/2010/wordprocessingDrawing" xmlns:wp="http://schemas.openxmlformats.org/drawingml/2006/wordprocessingDrawing" xmlns:w10="urn:schemas-microsoft-com:office:word" xmlns:w="http://schemas.openxmlformats.org/wordprocessingml/2006/main" xmlns:w14="http://schemas.microsoft.com/office/word/2010/wordml" xmlns:w15="http://schemas.microsoft.com/office/word/2012/wordml" xmlns:w16cex="http://schemas.microsoft.com/office/word/2018/wordml/cex" xmlns:w16cid="http://schemas.microsoft.com/office/word/2016/wordml/cid" xmlns:w16="http://schemas.microsoft.com/office/word/2018/wordml" xmlns:w16du="http://schemas.microsoft.com/office/word/2023/wordml/word16du" xmlns:w16sdtdh="http://schemas.microsoft.com/office/word/2020/wordml/sdtdatahash" xmlns:w16sdtfl="http://schemas.microsoft.com/office/word/2024/wordml/sdtformatlock" xmlns:w16se="http://schemas.microsoft.com/office/word/2015/wordml/symex" xmlns:wpg="http://schemas.microsoft.com/office/word/2010/wordprocessingGroup" xmlns:wpi="http://schemas.microsoft.com/office/word/2010/wordprocessingInk" xmlns:wne="http://schemas.microsoft.com/office/word/2006/wordml" xmlns:wps="http://schemas.microsoft.com/office/word/2010/wordprocessingShape" mc:Ignorable="w14 w15 w16se w16cid w16 w16cex w16sdtdh w16sdtfl w16du wp14">
   <w:body>
     <w:p>
       <w:pPr>
         <w:spacing w:line="360" w:lineRule="auto"/>
         <w:jc w:val="center"/>
-        <w:rPr>
-          <w:rFonts w:ascii="Times New Roman" w:hAnsi="Times New Roman" w:cs="Times New Roman"/>
-          <w:sz w:val="40"/>
-          <w:szCs w:val="40"/>
-        </w:rPr>
-      </w:pPr>
-      <w:r>
         <w:rPr>
           <w:rFonts w:ascii="Times New Roman" w:hAnsi="Times New Roman" w:cs="Times New Roman"/>
           <w:b/>
           <w:bCs/>
-          <w:sz w:val="40"/>
-          <w:szCs w:val="40"/>
-        </w:rPr>
-        <w:t>Digital Forensics</w:t>
-      </w:r>
-      <w:r>
-        <w:rPr>
-          <w:rFonts w:ascii="Times New Roman" w:hAnsi="Times New Roman" w:cs="Times New Roman"/>
-          <w:b/>
-          <w:bCs/>
-          <w:sz w:val="40"/>
-          <w:szCs w:val="40"/>
-        </w:rPr>
-        <w:t xml:space="preserve"> </w:t>
-      </w:r>
-      <w:r>
-        <w:rPr>
-          <w:rFonts w:ascii="Times New Roman" w:hAnsi="Times New Roman" w:cs="Times New Roman"/>
-          <w:b/>
-          <w:bCs/>
-          <w:sz w:val="40"/>
-          <w:szCs w:val="40"/>
-        </w:rPr>
-        <w:t>Laboratory</w:t>
-      </w:r>
-    </w:p>
-    <w:p>
-      <w:pPr>
-        <w:spacing w:line="360" w:lineRule="auto"/>
-        <w:jc w:val="both"/>
-        <w:rPr>
-          <w:rFonts w:ascii="Times New Roman" w:hAnsi="Times New Roman" w:cs="Times New Roman"/>
-        </w:rPr>
-      </w:pPr>
-      <w:r>
-        <w:rPr>
-          <w:rFonts w:ascii="Times New Roman" w:hAnsi="Times New Roman" w:cs="Times New Roman"/>
-          <w:b/>
-          <w:bCs/>
-        </w:rPr>
-        <w:t>EXPERIMENT NO:</w:t>
-      </w:r>
-      <w:r>
-        <w:rPr>
-          <w:rFonts w:ascii="Times New Roman" w:hAnsi="Times New Roman" w:cs="Times New Roman"/>
-        </w:rPr>
-        <w:t xml:space="preserve"> 02</w:t>
-      </w:r>
-      <w:r>
-        <w:rPr>
-          <w:rFonts w:ascii="Times New Roman" w:hAnsi="Times New Roman" w:cs="Times New Roman"/>
-        </w:rPr>
-        <w:t xml:space="preserve">                                                                           </w:t>
-      </w:r>
-      <w:r>
-        <w:rPr>
-          <w:rFonts w:ascii="Times New Roman" w:hAnsi="Times New Roman" w:cs="Times New Roman"/>
-          <w:b/>
-          <w:bCs/>
-        </w:rPr>
-        <w:t>DATE:</w:t>
-      </w:r>
-      <w:r>
-        <w:rPr>
-          <w:rFonts w:ascii="Times New Roman" w:hAnsi="Times New Roman" w:cs="Times New Roman"/>
-        </w:rPr>
-        <w:t xml:space="preserve"> August 9, 2026</w:t>
-      </w:r>
-    </w:p>
-    <w:p>
-      <w:pPr>
-        <w:spacing w:line="360" w:lineRule="auto"/>
-        <w:jc w:val="both"/>
-        <w:rPr>
-          <w:rFonts w:ascii="Times New Roman" w:hAnsi="Times New Roman" w:cs="Times New Roman"/>
-        </w:rPr>
-      </w:pPr>
-    </w:p>
-    <w:p>
-      <w:pPr>
-        <w:spacing w:line="360" w:lineRule="auto"/>
-        <w:jc w:val="both"/>
-        <w:rPr>
-          <w:rFonts w:ascii="Times New Roman" w:hAnsi="Times New Roman" w:cs="Times New Roman"/>
-          <w:sz w:val="28"/>
-          <w:szCs w:val="28"/>
         </w:rPr>
       </w:pPr>
       <w:r>
@@ -113,23 +20,17 @@
           <w:sz w:val="28"/>
           <w:szCs w:val="28"/>
         </w:rPr>
-        <w:t>TITLE:</w:t>
-      </w:r>
-      <w:r>
-        <w:rPr>
-          <w:rFonts w:ascii="Times New Roman" w:hAnsi="Times New Roman" w:cs="Times New Roman"/>
+        <w:t xml:space="preserve">Recover deleted or damaged files from a storage device using </w:t>
+      </w:r>
+      <w:proofErr w:type="spellStart"/>
+      <w:r>
+        <w:rPr>
+          <w:rFonts w:ascii="Times New Roman" w:hAnsi="Times New Roman" w:cs="Times New Roman"/>
+          <w:b/>
+          <w:bCs/>
           <w:sz w:val="28"/>
           <w:szCs w:val="28"/>
         </w:rPr>
-        <w:t xml:space="preserve"> Recover deleted or damaged files from a storage device using </w:t>
-      </w:r>
-      <w:proofErr w:type="spellStart"/>
-      <w:r>
-        <w:rPr>
-          <w:rFonts w:ascii="Times New Roman" w:hAnsi="Times New Roman" w:cs="Times New Roman"/>
-          <w:sz w:val="28"/>
-          <w:szCs w:val="28"/>
-        </w:rPr>
         <w:t>TestDisk</w:t>
       </w:r>
       <w:proofErr w:type="spellEnd"/>
@@ -140,20 +41,36 @@
         <w:jc w:val="both"/>
         <w:rPr>
           <w:rFonts w:ascii="Times New Roman" w:hAnsi="Times New Roman" w:cs="Times New Roman"/>
-          <w:sz w:val="28"/>
-          <w:szCs w:val="28"/>
-        </w:rPr>
-      </w:pPr>
-    </w:p>
-    <w:p>
-      <w:pPr>
-        <w:spacing w:line="360" w:lineRule="auto"/>
-        <w:jc w:val="both"/>
+        </w:rPr>
+      </w:pPr>
+      <w:r>
         <w:rPr>
           <w:rFonts w:ascii="Times New Roman" w:hAnsi="Times New Roman" w:cs="Times New Roman"/>
           <w:b/>
           <w:bCs/>
         </w:rPr>
+        <w:t>EXPERIMENT NO:</w:t>
+      </w:r>
+      <w:r>
+        <w:rPr>
+          <w:rFonts w:ascii="Times New Roman" w:hAnsi="Times New Roman" w:cs="Times New Roman"/>
+        </w:rPr>
+        <w:t xml:space="preserve"> 02</w:t>
+      </w:r>
+      <w:r>
+        <w:rPr>
+          <w:rFonts w:ascii="Times New Roman" w:hAnsi="Times New Roman" w:cs="Times New Roman"/>
+        </w:rPr>
+        <w:t xml:space="preserve">                                                                          </w:t>
+      </w:r>
+    </w:p>
+    <w:p>
+      <w:pPr>
+        <w:spacing w:line="360" w:lineRule="auto"/>
+        <w:jc w:val="both"/>
+        <w:rPr>
+          <w:rFonts w:ascii="Times New Roman" w:hAnsi="Times New Roman" w:cs="Times New Roman"/>
+        </w:rPr>
       </w:pPr>
       <w:r>
         <w:rPr>
@@ -161,46 +78,14 @@
           <w:b/>
           <w:bCs/>
         </w:rPr>
-        <w:t>1. AIM</w:t>
-      </w:r>
-    </w:p>
-    <w:p>
-      <w:pPr>
-        <w:spacing w:line="360" w:lineRule="auto"/>
-        <w:jc w:val="both"/>
-        <w:rPr>
-          <w:rFonts w:ascii="Times New Roman" w:hAnsi="Times New Roman" w:cs="Times New Roman"/>
-        </w:rPr>
-      </w:pPr>
-      <w:r>
-        <w:rPr>
-          <w:rFonts w:ascii="Times New Roman" w:hAnsi="Times New Roman" w:cs="Times New Roman"/>
-        </w:rPr>
-        <w:t xml:space="preserve">To recover deleted files and repair a missing or corrupted partition from a storage device using the </w:t>
-      </w:r>
-      <w:proofErr w:type="spellStart"/>
-      <w:r>
-        <w:rPr>
-          <w:rFonts w:ascii="Times New Roman" w:hAnsi="Times New Roman" w:cs="Times New Roman"/>
-        </w:rPr>
-        <w:t>TestDisk</w:t>
-      </w:r>
-      <w:proofErr w:type="spellEnd"/>
-      <w:r>
-        <w:rPr>
-          <w:rFonts w:ascii="Times New Roman" w:hAnsi="Times New Roman" w:cs="Times New Roman"/>
-        </w:rPr>
-        <w:t xml:space="preserve"> data recovery command-line utility.</w:t>
-      </w:r>
-    </w:p>
-    <w:p>
-      <w:pPr>
-        <w:spacing w:line="360" w:lineRule="auto"/>
-        <w:jc w:val="both"/>
-        <w:rPr>
-          <w:rFonts w:ascii="Times New Roman" w:hAnsi="Times New Roman" w:cs="Times New Roman"/>
-        </w:rPr>
-      </w:pPr>
+        <w:t>DATE:</w:t>
+      </w:r>
+      <w:r>
+        <w:rPr>
+          <w:rFonts w:ascii="Times New Roman" w:hAnsi="Times New Roman" w:cs="Times New Roman"/>
+        </w:rPr>
+        <w:t xml:space="preserve"> </w:t>
+      </w:r>
     </w:p>
     <w:p>
       <w:pPr>
@@ -218,8 +103,46 @@
           <w:b/>
           <w:bCs/>
         </w:rPr>
-        <w:t>2. SOFTWARE / TOOLS REQUIRED</w:t>
-      </w:r>
+        <w:t>1. AIM</w:t>
+      </w:r>
+    </w:p>
+    <w:p>
+      <w:pPr>
+        <w:spacing w:line="360" w:lineRule="auto"/>
+        <w:jc w:val="both"/>
+        <w:rPr>
+          <w:rFonts w:ascii="Times New Roman" w:hAnsi="Times New Roman" w:cs="Times New Roman"/>
+        </w:rPr>
+      </w:pPr>
+      <w:r>
+        <w:rPr>
+          <w:rFonts w:ascii="Times New Roman" w:hAnsi="Times New Roman" w:cs="Times New Roman"/>
+        </w:rPr>
+        <w:t xml:space="preserve">To recover deleted files and repair a missing or corrupted partition from a storage device using the </w:t>
+      </w:r>
+      <w:proofErr w:type="spellStart"/>
+      <w:r>
+        <w:rPr>
+          <w:rFonts w:ascii="Times New Roman" w:hAnsi="Times New Roman" w:cs="Times New Roman"/>
+        </w:rPr>
+        <w:t>TestDisk</w:t>
+      </w:r>
+      <w:proofErr w:type="spellEnd"/>
+      <w:r>
+        <w:rPr>
+          <w:rFonts w:ascii="Times New Roman" w:hAnsi="Times New Roman" w:cs="Times New Roman"/>
+        </w:rPr>
+        <w:t xml:space="preserve"> data recovery command-line utility.</w:t>
+      </w:r>
+    </w:p>
+    <w:p>
+      <w:pPr>
+        <w:spacing w:line="360" w:lineRule="auto"/>
+        <w:jc w:val="both"/>
+        <w:rPr>
+          <w:rFonts w:ascii="Times New Roman" w:hAnsi="Times New Roman" w:cs="Times New Roman"/>
+        </w:rPr>
+      </w:pPr>
     </w:p>
     <w:p>
       <w:pPr>
@@ -231,6 +154,14 @@
           <w:bCs/>
         </w:rPr>
       </w:pPr>
+      <w:r>
+        <w:rPr>
+          <w:rFonts w:ascii="Times New Roman" w:hAnsi="Times New Roman" w:cs="Times New Roman"/>
+          <w:b/>
+          <w:bCs/>
+        </w:rPr>
+        <w:t>2. SOFTWARE / TOOLS REQUIRED</w:t>
+      </w:r>
     </w:p>
     <w:p>
       <w:pPr>
@@ -353,19 +284,16 @@
           <w:b/>
           <w:bCs/>
         </w:rPr>
-        <w:t>3. THEORY</w:t>
-      </w:r>
-    </w:p>
-    <w:p>
-      <w:pPr>
-        <w:spacing w:line="360" w:lineRule="auto"/>
-        <w:jc w:val="both"/>
+        <w:t xml:space="preserve">3. </w:t>
+      </w:r>
+      <w:r>
         <w:rPr>
           <w:rFonts w:ascii="Times New Roman" w:hAnsi="Times New Roman" w:cs="Times New Roman"/>
           <w:b/>
           <w:bCs/>
         </w:rPr>
-      </w:pPr>
+        <w:t>DESCRIPTION</w:t>
+      </w:r>
     </w:p>
     <w:p>
       <w:pPr>
@@ -417,15 +345,6 @@
         </w:rPr>
         <w:t xml:space="preserve"> queries the BIOS or the OS in order to find the hard drives and their characteristics, performs a quick check of the disk structure, and looks for lost partitions or deleted files.</w:t>
       </w:r>
-    </w:p>
-    <w:p>
-      <w:pPr>
-        <w:spacing w:line="360" w:lineRule="auto"/>
-        <w:jc w:val="both"/>
-        <w:rPr>
-          <w:rFonts w:ascii="Times New Roman" w:hAnsi="Times New Roman" w:cs="Times New Roman"/>
-        </w:rPr>
-      </w:pPr>
     </w:p>
     <w:p>
       <w:pPr>
@@ -452,7 +371,6 @@
           <w:b/>
           <w:bCs/>
         </w:rPr>
-        <w:lastRenderedPageBreak/>
         <w:t>4. PROCEDURE</w:t>
       </w:r>
     </w:p>
@@ -549,8 +467,9 @@
         <w:rPr>
           <w:noProof/>
         </w:rPr>
+        <w:lastRenderedPageBreak/>
         <w:drawing>
-          <wp:inline distT="0" distB="0" distL="0" distR="0" wp14:anchorId="34030249" wp14:editId="76368ECD">
+          <wp:inline distT="0" distB="0" distL="0" distR="0" wp14:anchorId="453F008A" wp14:editId="1D0499BB">
             <wp:extent cx="5452745" cy="3556000"/>
             <wp:effectExtent l="0" t="0" r="0" b="0"/>
             <wp:docPr id="1874396403" name="Picture 1"/>
@@ -627,26 +546,6 @@
     </w:p>
     <w:p>
       <w:pPr>
-        <w:spacing w:line="360" w:lineRule="auto"/>
-        <w:jc w:val="center"/>
-        <w:rPr>
-          <w:rFonts w:ascii="Times New Roman" w:hAnsi="Times New Roman" w:cs="Times New Roman"/>
-          <w:i/>
-          <w:iCs/>
-        </w:rPr>
-      </w:pPr>
-    </w:p>
-    <w:p>
-      <w:pPr>
-        <w:spacing w:line="360" w:lineRule="auto"/>
-        <w:jc w:val="center"/>
-        <w:rPr>
-          <w:rFonts w:ascii="Times New Roman" w:hAnsi="Times New Roman" w:cs="Times New Roman"/>
-        </w:rPr>
-      </w:pPr>
-    </w:p>
-    <w:p>
-      <w:pPr>
         <w:numPr>
           <w:ilvl w:val="0"/>
           <w:numId w:val="14"/>
@@ -684,9 +583,8 @@
         <w:rPr>
           <w:noProof/>
         </w:rPr>
-        <w:lastRenderedPageBreak/>
         <w:drawing>
-          <wp:inline distT="0" distB="0" distL="0" distR="0" wp14:anchorId="74A671F4" wp14:editId="54383D3E">
+          <wp:inline distT="0" distB="0" distL="0" distR="0" wp14:anchorId="548A6E7A" wp14:editId="5DBD2C77">
             <wp:extent cx="5730774" cy="3606800"/>
             <wp:effectExtent l="0" t="0" r="3810" b="0"/>
             <wp:docPr id="1909837048" name="Picture 2"/>
@@ -769,6 +667,7 @@
           <w:b/>
           <w:bCs/>
         </w:rPr>
+        <w:lastRenderedPageBreak/>
         <w:t>Step 2: Partition Table Type Selection</w:t>
       </w:r>
     </w:p>
@@ -837,15 +736,95 @@
         <w:spacing w:line="360" w:lineRule="auto"/>
         <w:jc w:val="center"/>
         <w:rPr>
-          <w:rFonts w:ascii="Times New Roman" w:hAnsi="Times New Roman" w:cs="Times New Roman"/>
-        </w:rPr>
-      </w:pPr>
-      <w:r>
-        <w:rPr>
           <w:noProof/>
         </w:rPr>
+      </w:pPr>
+    </w:p>
+    <w:p>
+      <w:pPr>
+        <w:spacing w:line="360" w:lineRule="auto"/>
+        <w:jc w:val="center"/>
+        <w:rPr>
+          <w:rFonts w:ascii="Times New Roman" w:hAnsi="Times New Roman" w:cs="Times New Roman"/>
+          <w:i/>
+          <w:iCs/>
+        </w:rPr>
+      </w:pPr>
+      <w:r>
+        <w:rPr>
+          <w:noProof/>
+        </w:rPr>
         <w:drawing>
-          <wp:inline distT="0" distB="0" distL="0" distR="0" wp14:anchorId="1C4BDB58" wp14:editId="24514408">
+          <wp:anchor distT="0" distB="0" distL="114300" distR="114300" simplePos="0" relativeHeight="251659264" behindDoc="0" locked="0" layoutInCell="1" allowOverlap="1" wp14:anchorId="3D5FAB85" wp14:editId="1A43E270">
+            <wp:simplePos x="0" y="0"/>
+            <wp:positionH relativeFrom="column">
+              <wp:posOffset>228600</wp:posOffset>
+            </wp:positionH>
+            <wp:positionV relativeFrom="paragraph">
+              <wp:posOffset>3232150</wp:posOffset>
+            </wp:positionV>
+            <wp:extent cx="5588000" cy="3022600"/>
+            <wp:effectExtent l="0" t="0" r="0" b="6350"/>
+            <wp:wrapTopAndBottom/>
+            <wp:docPr id="1849606960" name="Picture 4"/>
+            <wp:cNvGraphicFramePr>
+              <a:graphicFrameLocks xmlns:a="http://schemas.openxmlformats.org/drawingml/2006/main" noChangeAspect="1"/>
+            </wp:cNvGraphicFramePr>
+            <a:graphic xmlns:a="http://schemas.openxmlformats.org/drawingml/2006/main">
+              <a:graphicData uri="http://schemas.openxmlformats.org/drawingml/2006/picture">
+                <pic:pic xmlns:pic="http://schemas.openxmlformats.org/drawingml/2006/picture">
+                  <pic:nvPicPr>
+                    <pic:cNvPr id="0" name="Picture 7"/>
+                    <pic:cNvPicPr>
+                      <a:picLocks noChangeAspect="1" noChangeArrowheads="1"/>
+                    </pic:cNvPicPr>
+                  </pic:nvPicPr>
+                  <pic:blipFill rotWithShape="1">
+                    <a:blip r:embed="rId7">
+                      <a:extLst>
+                        <a:ext uri="{28A0092B-C50C-407E-A947-70E740481C1C}">
+                          <a14:useLocalDpi xmlns:a14="http://schemas.microsoft.com/office/drawing/2010/main" val="0"/>
+                        </a:ext>
+                      </a:extLst>
+                    </a:blip>
+                    <a:srcRect b="21361"/>
+                    <a:stretch>
+                      <a:fillRect/>
+                    </a:stretch>
+                  </pic:blipFill>
+                  <pic:spPr bwMode="auto">
+                    <a:xfrm>
+                      <a:off x="0" y="0"/>
+                      <a:ext cx="5588000" cy="3022600"/>
+                    </a:xfrm>
+                    <a:prstGeom prst="rect">
+                      <a:avLst/>
+                    </a:prstGeom>
+                    <a:noFill/>
+                    <a:ln>
+                      <a:noFill/>
+                    </a:ln>
+                    <a:extLst>
+                      <a:ext uri="{53640926-AAD7-44D8-BBD7-CCE9431645EC}">
+                        <a14:shadowObscured xmlns:a14="http://schemas.microsoft.com/office/drawing/2010/main"/>
+                      </a:ext>
+                    </a:extLst>
+                  </pic:spPr>
+                </pic:pic>
+              </a:graphicData>
+            </a:graphic>
+            <wp14:sizeRelV relativeFrom="margin">
+              <wp14:pctHeight>0</wp14:pctHeight>
+            </wp14:sizeRelV>
+          </wp:anchor>
+        </w:drawing>
+      </w:r>
+      <w:r>
+        <w:rPr>
+          <w:noProof/>
+        </w:rPr>
+        <w:drawing>
+          <wp:inline distT="0" distB="0" distL="0" distR="0" wp14:anchorId="3952A35A" wp14:editId="3251842B">
             <wp:extent cx="5503091" cy="2870200"/>
             <wp:effectExtent l="0" t="0" r="2540" b="6350"/>
             <wp:docPr id="1302208760" name="Picture 3"/>
@@ -862,7 +841,7 @@
                     </pic:cNvPicPr>
                   </pic:nvPicPr>
                   <pic:blipFill>
-                    <a:blip r:embed="rId7">
+                    <a:blip r:embed="rId8">
                       <a:extLst>
                         <a:ext uri="{28A0092B-C50C-407E-A947-70E740481C1C}">
                           <a14:useLocalDpi xmlns:a14="http://schemas.microsoft.com/office/drawing/2010/main" val="0"/>
@@ -905,6 +884,33 @@
     <w:p>
       <w:pPr>
         <w:spacing w:line="360" w:lineRule="auto"/>
+        <w:jc w:val="center"/>
+        <w:rPr>
+          <w:rFonts w:ascii="Times New Roman" w:hAnsi="Times New Roman" w:cs="Times New Roman"/>
+          <w:i/>
+          <w:iCs/>
+        </w:rPr>
+      </w:pPr>
+      <w:r>
+        <w:rPr>
+          <w:rFonts w:ascii="Times New Roman" w:hAnsi="Times New Roman" w:cs="Times New Roman"/>
+          <w:i/>
+          <w:iCs/>
+        </w:rPr>
+        <w:t>Figure 4: Choosing the Analyse option to examine the partition structure</w:t>
+      </w:r>
+    </w:p>
+    <w:p>
+      <w:pPr>
+        <w:spacing w:line="360" w:lineRule="auto"/>
+        <w:rPr>
+          <w:rFonts w:ascii="Times New Roman" w:hAnsi="Times New Roman" w:cs="Times New Roman"/>
+        </w:rPr>
+      </w:pPr>
+    </w:p>
+    <w:p>
+      <w:pPr>
+        <w:spacing w:line="360" w:lineRule="auto"/>
         <w:jc w:val="both"/>
         <w:rPr>
           <w:rFonts w:ascii="Times New Roman" w:hAnsi="Times New Roman" w:cs="Times New Roman"/>
@@ -951,98 +957,6 @@
     </w:p>
     <w:p>
       <w:pPr>
-        <w:spacing w:line="360" w:lineRule="auto"/>
-        <w:jc w:val="center"/>
-        <w:rPr>
-          <w:rFonts w:ascii="Times New Roman" w:hAnsi="Times New Roman" w:cs="Times New Roman"/>
-          <w:i/>
-          <w:iCs/>
-        </w:rPr>
-      </w:pPr>
-      <w:r>
-        <w:rPr>
-          <w:noProof/>
-        </w:rPr>
-        <w:drawing>
-          <wp:inline distT="0" distB="0" distL="0" distR="0" wp14:anchorId="20E76B06" wp14:editId="6A1DCEC8">
-            <wp:extent cx="5588000" cy="3843655"/>
-            <wp:effectExtent l="0" t="0" r="0" b="4445"/>
-            <wp:docPr id="1849606960" name="Picture 4"/>
-            <wp:cNvGraphicFramePr>
-              <a:graphicFrameLocks xmlns:a="http://schemas.openxmlformats.org/drawingml/2006/main" noChangeAspect="1"/>
-            </wp:cNvGraphicFramePr>
-            <a:graphic xmlns:a="http://schemas.openxmlformats.org/drawingml/2006/main">
-              <a:graphicData uri="http://schemas.openxmlformats.org/drawingml/2006/picture">
-                <pic:pic xmlns:pic="http://schemas.openxmlformats.org/drawingml/2006/picture">
-                  <pic:nvPicPr>
-                    <pic:cNvPr id="0" name="Picture 7"/>
-                    <pic:cNvPicPr>
-                      <a:picLocks noChangeAspect="1" noChangeArrowheads="1"/>
-                    </pic:cNvPicPr>
-                  </pic:nvPicPr>
-                  <pic:blipFill>
-                    <a:blip r:embed="rId8">
-                      <a:extLst>
-                        <a:ext uri="{28A0092B-C50C-407E-A947-70E740481C1C}">
-                          <a14:useLocalDpi xmlns:a14="http://schemas.microsoft.com/office/drawing/2010/main" val="0"/>
-                        </a:ext>
-                      </a:extLst>
-                    </a:blip>
-                    <a:srcRect/>
-                    <a:stretch>
-                      <a:fillRect/>
-                    </a:stretch>
-                  </pic:blipFill>
-                  <pic:spPr bwMode="auto">
-                    <a:xfrm>
-                      <a:off x="0" y="0"/>
-                      <a:ext cx="5588000" cy="3843655"/>
-                    </a:xfrm>
-                    <a:prstGeom prst="rect">
-                      <a:avLst/>
-                    </a:prstGeom>
-                    <a:noFill/>
-                    <a:ln>
-                      <a:noFill/>
-                    </a:ln>
-                  </pic:spPr>
-                </pic:pic>
-              </a:graphicData>
-            </a:graphic>
-          </wp:inline>
-        </w:drawing>
-      </w:r>
-      <w:r>
-        <w:rPr>
-          <w:rFonts w:ascii="Times New Roman" w:hAnsi="Times New Roman" w:cs="Times New Roman"/>
-          <w:i/>
-          <w:iCs/>
-        </w:rPr>
-        <w:t>Figure 4: Choosing the Analyse option to examine the partition structure</w:t>
-      </w:r>
-    </w:p>
-    <w:p>
-      <w:pPr>
-        <w:spacing w:line="360" w:lineRule="auto"/>
-        <w:jc w:val="center"/>
-        <w:rPr>
-          <w:rFonts w:ascii="Times New Roman" w:hAnsi="Times New Roman" w:cs="Times New Roman"/>
-          <w:i/>
-          <w:iCs/>
-        </w:rPr>
-      </w:pPr>
-    </w:p>
-    <w:p>
-      <w:pPr>
-        <w:spacing w:line="360" w:lineRule="auto"/>
-        <w:jc w:val="center"/>
-        <w:rPr>
-          <w:rFonts w:ascii="Times New Roman" w:hAnsi="Times New Roman" w:cs="Times New Roman"/>
-        </w:rPr>
-      </w:pPr>
-    </w:p>
-    <w:p>
-      <w:pPr>
         <w:numPr>
           <w:ilvl w:val="0"/>
           <w:numId w:val="17"/>
@@ -1055,30 +969,20 @@
       </w:pPr>
       <w:r>
         <w:rPr>
-          <w:rFonts w:ascii="Times New Roman" w:hAnsi="Times New Roman" w:cs="Times New Roman"/>
-        </w:rPr>
-        <w:t>The current partition structure is listed. Examine the structure for missing partitions and errors (e.g., Invalid NTFS boot, missing logical partitions). Confirm at [Quick Search] to proceed.</w:t>
-      </w:r>
-    </w:p>
-    <w:p>
-      <w:pPr>
-        <w:spacing w:line="360" w:lineRule="auto"/>
-        <w:jc w:val="center"/>
-        <w:rPr>
-          <w:rFonts w:ascii="Times New Roman" w:hAnsi="Times New Roman" w:cs="Times New Roman"/>
-          <w:i/>
-          <w:iCs/>
-        </w:rPr>
-      </w:pPr>
-      <w:r>
-        <w:rPr>
           <w:noProof/>
         </w:rPr>
-        <w:lastRenderedPageBreak/>
         <w:drawing>
-          <wp:inline distT="0" distB="0" distL="0" distR="0" wp14:anchorId="3EB1F0EB" wp14:editId="26627AA6">
+          <wp:anchor distT="0" distB="0" distL="114300" distR="114300" simplePos="0" relativeHeight="251664384" behindDoc="0" locked="0" layoutInCell="1" allowOverlap="1" wp14:anchorId="7C48429B" wp14:editId="7B301E1B">
+            <wp:simplePos x="0" y="0"/>
+            <wp:positionH relativeFrom="column">
+              <wp:posOffset>355600</wp:posOffset>
+            </wp:positionH>
+            <wp:positionV relativeFrom="paragraph">
+              <wp:posOffset>1043940</wp:posOffset>
+            </wp:positionV>
             <wp:extent cx="5020945" cy="3028950"/>
             <wp:effectExtent l="0" t="0" r="8255" b="0"/>
+            <wp:wrapTopAndBottom/>
             <wp:docPr id="1331642504" name="Picture 5"/>
             <wp:cNvGraphicFramePr>
               <a:graphicFrameLocks xmlns:a="http://schemas.openxmlformats.org/drawingml/2006/main" noChangeAspect="1"/>
@@ -1121,26 +1025,54 @@
                 </pic:pic>
               </a:graphicData>
             </a:graphic>
-          </wp:inline>
+          </wp:anchor>
         </w:drawing>
       </w:r>
+      <w:r>
+        <w:rPr>
+          <w:rFonts w:ascii="Times New Roman" w:hAnsi="Times New Roman" w:cs="Times New Roman"/>
+        </w:rPr>
+        <w:t>The current partition structure is listed. Examine the structure for missing partitions and errors (e.g., Invalid NTFS boot, missing logical partitions). Confirm at [Quick Search] to proceed.</w:t>
+      </w:r>
     </w:p>
     <w:p>
       <w:pPr>
         <w:spacing w:line="360" w:lineRule="auto"/>
         <w:jc w:val="center"/>
-        <w:rPr>
-          <w:rFonts w:ascii="Times New Roman" w:hAnsi="Times New Roman" w:cs="Times New Roman"/>
-        </w:rPr>
-      </w:pPr>
-      <w:r>
         <w:rPr>
           <w:rFonts w:ascii="Times New Roman" w:hAnsi="Times New Roman" w:cs="Times New Roman"/>
           <w:i/>
           <w:iCs/>
         </w:rPr>
+      </w:pPr>
+    </w:p>
+    <w:p>
+      <w:pPr>
+        <w:spacing w:line="360" w:lineRule="auto"/>
+        <w:jc w:val="center"/>
+        <w:rPr>
+          <w:rFonts w:ascii="Times New Roman" w:hAnsi="Times New Roman" w:cs="Times New Roman"/>
+          <w:i/>
+          <w:iCs/>
+        </w:rPr>
+      </w:pPr>
+      <w:r>
+        <w:rPr>
+          <w:rFonts w:ascii="Times New Roman" w:hAnsi="Times New Roman" w:cs="Times New Roman"/>
+          <w:i/>
+          <w:iCs/>
+        </w:rPr>
         <w:t>Figure 5: Initiating a Quick Search for lost partitions</w:t>
       </w:r>
+    </w:p>
+    <w:p>
+      <w:pPr>
+        <w:spacing w:line="360" w:lineRule="auto"/>
+        <w:jc w:val="center"/>
+        <w:rPr>
+          <w:rFonts w:ascii="Times New Roman" w:hAnsi="Times New Roman" w:cs="Times New Roman"/>
+        </w:rPr>
+      </w:pPr>
     </w:p>
     <w:p>
       <w:pPr>
@@ -1219,6 +1151,53 @@
     </w:p>
     <w:p>
       <w:pPr>
+        <w:numPr>
+          <w:ilvl w:val="0"/>
+          <w:numId w:val="18"/>
+        </w:numPr>
+        <w:spacing w:line="360" w:lineRule="auto"/>
+        <w:jc w:val="both"/>
+        <w:rPr>
+          <w:rFonts w:ascii="Times New Roman" w:hAnsi="Times New Roman" w:cs="Times New Roman"/>
+        </w:rPr>
+      </w:pPr>
+      <w:r>
+        <w:rPr>
+          <w:rFonts w:ascii="Times New Roman" w:hAnsi="Times New Roman" w:cs="Times New Roman"/>
+        </w:rPr>
+        <w:t xml:space="preserve">Review the discovered partitions, change their </w:t>
+      </w:r>
+      <w:proofErr w:type="gramStart"/>
+      <w:r>
+        <w:rPr>
+          <w:rFonts w:ascii="Times New Roman" w:hAnsi="Times New Roman" w:cs="Times New Roman"/>
+        </w:rPr>
+        <w:t>status</w:t>
+      </w:r>
+      <w:proofErr w:type="gramEnd"/>
+      <w:r>
+        <w:rPr>
+          <w:rFonts w:ascii="Times New Roman" w:hAnsi="Times New Roman" w:cs="Times New Roman"/>
+        </w:rPr>
+        <w:t xml:space="preserve"> if necessary (using the arrow keys), and press </w:t>
+      </w:r>
+      <w:r>
+        <w:rPr>
+          <w:rFonts w:ascii="Times New Roman" w:hAnsi="Times New Roman" w:cs="Times New Roman"/>
+          <w:b/>
+          <w:bCs/>
+        </w:rPr>
+        <w:t>Enter</w:t>
+      </w:r>
+      <w:r>
+        <w:rPr>
+          <w:rFonts w:ascii="Times New Roman" w:hAnsi="Times New Roman" w:cs="Times New Roman"/>
+        </w:rPr>
+        <w:t xml:space="preserve"> to proceed to the next screen.</w:t>
+      </w:r>
+    </w:p>
+    <w:p>
+      <w:pPr>
         <w:spacing w:line="360" w:lineRule="auto"/>
         <w:jc w:val="center"/>
         <w:rPr>
@@ -1229,8 +1208,9 @@
         <w:rPr>
           <w:noProof/>
         </w:rPr>
+        <w:lastRenderedPageBreak/>
         <w:drawing>
-          <wp:inline distT="0" distB="0" distL="0" distR="0" wp14:anchorId="6D1D25AE" wp14:editId="7D357420">
+          <wp:inline distT="0" distB="0" distL="0" distR="0" wp14:anchorId="7FFFDDED" wp14:editId="15F1D180">
             <wp:extent cx="5731510" cy="3105150"/>
             <wp:effectExtent l="0" t="0" r="2540" b="0"/>
             <wp:docPr id="1735079049" name="Picture 6"/>
@@ -1309,7 +1289,7 @@
           <w:noProof/>
         </w:rPr>
         <w:drawing>
-          <wp:inline distT="0" distB="0" distL="0" distR="0" wp14:anchorId="73E97F2F" wp14:editId="23A3BD2F">
+          <wp:inline distT="0" distB="0" distL="0" distR="0" wp14:anchorId="78FECD79" wp14:editId="621DA114">
             <wp:extent cx="5494261" cy="2768600"/>
             <wp:effectExtent l="0" t="0" r="0" b="0"/>
             <wp:docPr id="1419981254" name="Picture 7"/>
@@ -1442,9 +1422,10 @@
         <w:rPr>
           <w:noProof/>
         </w:rPr>
+        <w:lastRenderedPageBreak/>
         <w:drawing>
-          <wp:inline distT="0" distB="0" distL="0" distR="0" wp14:anchorId="2E7EC69A" wp14:editId="457F7601">
-            <wp:extent cx="4680955" cy="3488266"/>
+          <wp:inline distT="0" distB="0" distL="0" distR="0" wp14:anchorId="25B95B80" wp14:editId="52F8122B">
+            <wp:extent cx="4680585" cy="3276600"/>
             <wp:effectExtent l="0" t="0" r="5715" b="0"/>
             <wp:docPr id="1103127614" name="Picture 8"/>
             <wp:cNvGraphicFramePr>
@@ -1475,7 +1456,7 @@
                   <pic:spPr bwMode="auto">
                     <a:xfrm>
                       <a:off x="0" y="0"/>
-                      <a:ext cx="4694066" cy="3498036"/>
+                      <a:ext cx="4694067" cy="3286038"/>
                     </a:xfrm>
                     <a:prstGeom prst="rect">
                       <a:avLst/>
@@ -1502,109 +1483,144 @@
       </w:pPr>
       <w:r>
         <w:rPr>
-          <w:rFonts w:ascii="Times New Roman" w:hAnsi="Times New Roman" w:cs="Times New Roman"/>
-          <w:i/>
-          <w:iCs/>
-        </w:rPr>
-        <w:t>Figure 8: Highlighting the located FAT32 partition</w:t>
-      </w:r>
-    </w:p>
-    <w:p>
-      <w:pPr>
-        <w:spacing w:line="360" w:lineRule="auto"/>
-        <w:jc w:val="both"/>
-        <w:rPr>
-          <w:rFonts w:ascii="Times New Roman" w:hAnsi="Times New Roman" w:cs="Times New Roman"/>
-          <w:b/>
-          <w:bCs/>
-        </w:rPr>
-      </w:pPr>
-      <w:r>
-        <w:rPr>
-          <w:rFonts w:ascii="Times New Roman" w:hAnsi="Times New Roman" w:cs="Times New Roman"/>
-          <w:b/>
-          <w:bCs/>
-        </w:rPr>
-        <w:lastRenderedPageBreak/>
-        <w:t>Step 6: Recovering / Copying Deleted Files</w:t>
-      </w:r>
-    </w:p>
-    <w:p>
-      <w:pPr>
-        <w:numPr>
-          <w:ilvl w:val="0"/>
-          <w:numId w:val="20"/>
-        </w:numPr>
-        <w:spacing w:line="360" w:lineRule="auto"/>
-        <w:jc w:val="both"/>
-        <w:rPr>
-          <w:rFonts w:ascii="Times New Roman" w:hAnsi="Times New Roman" w:cs="Times New Roman"/>
-        </w:rPr>
-      </w:pPr>
-      <w:r>
-        <w:rPr>
-          <w:rFonts w:ascii="Times New Roman" w:hAnsi="Times New Roman" w:cs="Times New Roman"/>
-        </w:rPr>
-        <w:t>In the file listing, navigate through the folders using arrow keys. Files listed in red indicate deleted entries.</w:t>
-      </w:r>
-    </w:p>
-    <w:p>
-      <w:pPr>
-        <w:numPr>
-          <w:ilvl w:val="0"/>
-          <w:numId w:val="20"/>
-        </w:numPr>
-        <w:spacing w:line="360" w:lineRule="auto"/>
-        <w:jc w:val="both"/>
-        <w:rPr>
-          <w:rFonts w:ascii="Times New Roman" w:hAnsi="Times New Roman" w:cs="Times New Roman"/>
-        </w:rPr>
-      </w:pPr>
-      <w:r>
-        <w:rPr>
-          <w:rFonts w:ascii="Times New Roman" w:hAnsi="Times New Roman" w:cs="Times New Roman"/>
-        </w:rPr>
-        <w:t>Highlight the specific deleted file you want to recover (e.g., images (1).jpg).</w:t>
-      </w:r>
-    </w:p>
-    <w:p>
-      <w:pPr>
-        <w:spacing w:line="360" w:lineRule="auto"/>
-        <w:ind w:left="720"/>
-        <w:jc w:val="both"/>
-        <w:rPr>
-          <w:rFonts w:ascii="Times New Roman" w:hAnsi="Times New Roman" w:cs="Times New Roman"/>
-        </w:rPr>
-      </w:pPr>
-    </w:p>
-    <w:p>
-      <w:pPr>
-        <w:spacing w:line="360" w:lineRule="auto"/>
-        <w:ind w:left="720"/>
-        <w:jc w:val="both"/>
-        <w:rPr>
-          <w:rFonts w:ascii="Times New Roman" w:hAnsi="Times New Roman" w:cs="Times New Roman"/>
-        </w:rPr>
-      </w:pPr>
-    </w:p>
-    <w:p>
-      <w:pPr>
-        <w:spacing w:line="360" w:lineRule="auto"/>
-        <w:jc w:val="center"/>
-        <w:rPr>
-          <w:rFonts w:ascii="Times New Roman" w:hAnsi="Times New Roman" w:cs="Times New Roman"/>
-          <w:i/>
-          <w:iCs/>
-        </w:rPr>
-      </w:pPr>
-      <w:r>
-        <w:rPr>
           <w:noProof/>
         </w:rPr>
+        <mc:AlternateContent>
+          <mc:Choice Requires="wps">
+            <w:drawing>
+              <wp:anchor distT="0" distB="0" distL="114300" distR="114300" simplePos="0" relativeHeight="251663360" behindDoc="0" locked="0" layoutInCell="1" allowOverlap="1" wp14:anchorId="11DDDF34" wp14:editId="07C890BB">
+                <wp:simplePos x="0" y="0"/>
+                <wp:positionH relativeFrom="column">
+                  <wp:posOffset>114300</wp:posOffset>
+                </wp:positionH>
+                <wp:positionV relativeFrom="paragraph">
+                  <wp:posOffset>4682490</wp:posOffset>
+                </wp:positionV>
+                <wp:extent cx="5731510" cy="635"/>
+                <wp:effectExtent l="0" t="0" r="2540" b="16510"/>
+                <wp:wrapTopAndBottom/>
+                <wp:docPr id="1155881541" name="Text Box 1"/>
+                <wp:cNvGraphicFramePr/>
+                <a:graphic xmlns:a="http://schemas.openxmlformats.org/drawingml/2006/main">
+                  <a:graphicData uri="http://schemas.microsoft.com/office/word/2010/wordprocessingShape">
+                    <wps:wsp>
+                      <wps:cNvSpPr txBox="1"/>
+                      <wps:spPr>
+                        <a:xfrm>
+                          <a:off x="0" y="0"/>
+                          <a:ext cx="5731510" cy="635"/>
+                        </a:xfrm>
+                        <a:prstGeom prst="rect">
+                          <a:avLst/>
+                        </a:prstGeom>
+                        <a:noFill/>
+                        <a:ln>
+                          <a:noFill/>
+                        </a:ln>
+                      </wps:spPr>
+                      <wps:txbx>
+                        <w:txbxContent>
+                          <w:p>
+                            <w:pPr>
+                              <w:spacing w:line="360" w:lineRule="auto"/>
+                              <w:jc w:val="center"/>
+                              <w:rPr>
+                                <w:rFonts w:ascii="Times New Roman" w:hAnsi="Times New Roman" w:cs="Times New Roman"/>
+                                <w:i/>
+                                <w:iCs/>
+                              </w:rPr>
+                            </w:pPr>
+                            <w:r>
+                              <w:rPr>
+                                <w:rFonts w:ascii="Times New Roman" w:hAnsi="Times New Roman" w:cs="Times New Roman"/>
+                                <w:i/>
+                                <w:iCs/>
+                              </w:rPr>
+                              <w:t>Figure 9: Listing the directory contents and selecting a file for recovery</w:t>
+                            </w:r>
+                          </w:p>
+                          <w:p>
+                            <w:pPr>
+                              <w:pStyle w:val="Caption"/>
+                              <w:rPr>
+                                <w:noProof/>
+                              </w:rPr>
+                            </w:pPr>
+                          </w:p>
+                        </w:txbxContent>
+                      </wps:txbx>
+                      <wps:bodyPr rot="0" spcFirstLastPara="0" vertOverflow="overflow" horzOverflow="overflow" vert="horz" wrap="square" lIns="0" tIns="0" rIns="0" bIns="0" numCol="1" spcCol="0" rtlCol="0" fromWordArt="0" anchor="t" anchorCtr="0" forceAA="0" compatLnSpc="1">
+                        <a:prstTxWarp prst="textNoShape">
+                          <a:avLst/>
+                        </a:prstTxWarp>
+                        <a:spAutoFit/>
+                      </wps:bodyPr>
+                    </wps:wsp>
+                  </a:graphicData>
+                </a:graphic>
+              </wp:anchor>
+            </w:drawing>
+          </mc:Choice>
+          <mc:Fallback>
+            <w:pict>
+              <v:shapetype w14:anchorId="11DDDF34" id="_x0000_t202" coordsize="21600,21600" o:spt="202" path="m,l,21600r21600,l21600,xe">
+                <v:stroke joinstyle="miter"/>
+                <v:path gradientshapeok="t" o:connecttype="rect"/>
+              </v:shapetype>
+              <v:shape id="Text Box 1" o:spid="_x0000_s1026" type="#_x0000_t202" style="position:absolute;left:0;text-align:left;margin-left:9pt;margin-top:368.7pt;width:451.3pt;height:.05pt;z-index:251663360;visibility:visible;mso-wrap-style:square;mso-wrap-distance-left:9pt;mso-wrap-distance-top:0;mso-wrap-distance-right:9pt;mso-wrap-distance-bottom:0;mso-position-horizontal:absolute;mso-position-horizontal-relative:text;mso-position-vertical:absolute;mso-position-vertical-relative:text;v-text-anchor:top" o:gfxdata="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" filled="f" stroked="f">
+                <v:textbox style="mso-fit-shape-to-text:t" inset="0,0,0,0">
+                  <w:txbxContent>
+                    <w:p>
+                      <w:pPr>
+                        <w:spacing w:line="360" w:lineRule="auto"/>
+                        <w:jc w:val="center"/>
+                        <w:rPr>
+                          <w:rFonts w:ascii="Times New Roman" w:hAnsi="Times New Roman" w:cs="Times New Roman"/>
+                          <w:i/>
+                          <w:iCs/>
+                        </w:rPr>
+                      </w:pPr>
+                      <w:r>
+                        <w:rPr>
+                          <w:rFonts w:ascii="Times New Roman" w:hAnsi="Times New Roman" w:cs="Times New Roman"/>
+                          <w:i/>
+                          <w:iCs/>
+                        </w:rPr>
+                        <w:t>Figure 9: Listing the directory contents and selecting a file for recovery</w:t>
+                      </w:r>
+                    </w:p>
+                    <w:p>
+                      <w:pPr>
+                        <w:pStyle w:val="Caption"/>
+                        <w:rPr>
+                          <w:noProof/>
+                        </w:rPr>
+                      </w:pPr>
+                    </w:p>
+                  </w:txbxContent>
+                </v:textbox>
+                <w10:wrap type="topAndBottom"/>
+              </v:shape>
+            </w:pict>
+          </mc:Fallback>
+        </mc:AlternateContent>
+      </w:r>
+      <w:r>
+        <w:rPr>
+          <w:noProof/>
+        </w:rPr>
         <w:drawing>
-          <wp:inline distT="0" distB="0" distL="0" distR="0" wp14:anchorId="7E486068" wp14:editId="00BF7A64">
+          <wp:anchor distT="0" distB="0" distL="114300" distR="114300" simplePos="0" relativeHeight="251660288" behindDoc="0" locked="0" layoutInCell="1" allowOverlap="1" wp14:anchorId="34650A4F" wp14:editId="23495144">
+            <wp:simplePos x="0" y="0"/>
+            <wp:positionH relativeFrom="column">
+              <wp:posOffset>114300</wp:posOffset>
+            </wp:positionH>
+            <wp:positionV relativeFrom="paragraph">
+              <wp:posOffset>264795</wp:posOffset>
+            </wp:positionV>
             <wp:extent cx="5731510" cy="4360545"/>
             <wp:effectExtent l="0" t="0" r="2540" b="1905"/>
+            <wp:wrapTopAndBottom/>
             <wp:docPr id="689275698" name="Picture 9"/>
             <wp:cNvGraphicFramePr>
               <a:graphicFrameLocks xmlns:a="http://schemas.openxmlformats.org/drawingml/2006/main" noChangeAspect="1"/>
@@ -1647,7 +1663,7 @@
                 </pic:pic>
               </a:graphicData>
             </a:graphic>
-          </wp:inline>
+          </wp:anchor>
         </w:drawing>
       </w:r>
       <w:r>
@@ -1656,61 +1672,66 @@
           <w:i/>
           <w:iCs/>
         </w:rPr>
-        <w:t>Figure 9: Listing the directory contents and selecting a file for recovery</w:t>
-      </w:r>
-    </w:p>
-    <w:p>
-      <w:pPr>
-        <w:spacing w:line="360" w:lineRule="auto"/>
-        <w:jc w:val="center"/>
-        <w:rPr>
-          <w:rFonts w:ascii="Times New Roman" w:hAnsi="Times New Roman" w:cs="Times New Roman"/>
-          <w:i/>
-          <w:iCs/>
-        </w:rPr>
-      </w:pPr>
-    </w:p>
-    <w:p>
-      <w:pPr>
-        <w:spacing w:line="360" w:lineRule="auto"/>
-        <w:jc w:val="center"/>
-        <w:rPr>
-          <w:rFonts w:ascii="Times New Roman" w:hAnsi="Times New Roman" w:cs="Times New Roman"/>
-          <w:i/>
-          <w:iCs/>
-        </w:rPr>
-      </w:pPr>
-    </w:p>
-    <w:p>
-      <w:pPr>
-        <w:spacing w:line="360" w:lineRule="auto"/>
-        <w:jc w:val="center"/>
-        <w:rPr>
-          <w:rFonts w:ascii="Times New Roman" w:hAnsi="Times New Roman" w:cs="Times New Roman"/>
-          <w:i/>
-          <w:iCs/>
-        </w:rPr>
-      </w:pPr>
-    </w:p>
-    <w:p>
-      <w:pPr>
-        <w:spacing w:line="360" w:lineRule="auto"/>
-        <w:jc w:val="center"/>
-        <w:rPr>
-          <w:rFonts w:ascii="Times New Roman" w:hAnsi="Times New Roman" w:cs="Times New Roman"/>
-          <w:i/>
-          <w:iCs/>
-        </w:rPr>
-      </w:pPr>
-    </w:p>
-    <w:p>
-      <w:pPr>
-        <w:spacing w:line="360" w:lineRule="auto"/>
-        <w:jc w:val="center"/>
-        <w:rPr>
-          <w:rFonts w:ascii="Times New Roman" w:hAnsi="Times New Roman" w:cs="Times New Roman"/>
-        </w:rPr>
-      </w:pPr>
+        <w:t>Figure 8: Highlighting the located FAT32 partition</w:t>
+      </w:r>
+    </w:p>
+    <w:p>
+      <w:pPr>
+        <w:spacing w:line="360" w:lineRule="auto"/>
+        <w:jc w:val="both"/>
+        <w:rPr>
+          <w:rFonts w:ascii="Times New Roman" w:hAnsi="Times New Roman" w:cs="Times New Roman"/>
+          <w:b/>
+          <w:bCs/>
+        </w:rPr>
+      </w:pPr>
+      <w:r>
+        <w:rPr>
+          <w:rFonts w:ascii="Times New Roman" w:hAnsi="Times New Roman" w:cs="Times New Roman"/>
+          <w:b/>
+          <w:bCs/>
+        </w:rPr>
+        <w:lastRenderedPageBreak/>
+        <w:t>Step 6: Recovering / Copying Deleted Files</w:t>
+      </w:r>
+    </w:p>
+    <w:p>
+      <w:pPr>
+        <w:numPr>
+          <w:ilvl w:val="0"/>
+          <w:numId w:val="20"/>
+        </w:numPr>
+        <w:spacing w:line="360" w:lineRule="auto"/>
+        <w:jc w:val="both"/>
+        <w:rPr>
+          <w:rFonts w:ascii="Times New Roman" w:hAnsi="Times New Roman" w:cs="Times New Roman"/>
+        </w:rPr>
+      </w:pPr>
+      <w:r>
+        <w:rPr>
+          <w:rFonts w:ascii="Times New Roman" w:hAnsi="Times New Roman" w:cs="Times New Roman"/>
+        </w:rPr>
+        <w:t>In the file listing, navigate through the folders using arrow keys. Files listed in red indicate deleted entries.</w:t>
+      </w:r>
+    </w:p>
+    <w:p>
+      <w:pPr>
+        <w:numPr>
+          <w:ilvl w:val="0"/>
+          <w:numId w:val="20"/>
+        </w:numPr>
+        <w:spacing w:line="360" w:lineRule="auto"/>
+        <w:jc w:val="both"/>
+        <w:rPr>
+          <w:rFonts w:ascii="Times New Roman" w:hAnsi="Times New Roman" w:cs="Times New Roman"/>
+        </w:rPr>
+      </w:pPr>
+      <w:r>
+        <w:rPr>
+          <w:rFonts w:ascii="Times New Roman" w:hAnsi="Times New Roman" w:cs="Times New Roman"/>
+        </w:rPr>
+        <w:t>Highlight the specific deleted file you want to recover (e.g., images (1).jpg).</w:t>
+      </w:r>
     </w:p>
     <w:p>
       <w:pPr>
@@ -1728,7 +1749,6 @@
         <w:rPr>
           <w:rFonts w:ascii="Times New Roman" w:hAnsi="Times New Roman" w:cs="Times New Roman"/>
         </w:rPr>
-        <w:lastRenderedPageBreak/>
         <w:t>Press c to copy the current selected file (or C to copy all selected files).</w:t>
       </w:r>
     </w:p>
@@ -1753,20 +1773,177 @@
     </w:p>
     <w:p>
       <w:pPr>
+        <w:numPr>
+          <w:ilvl w:val="0"/>
+          <w:numId w:val="22"/>
+        </w:numPr>
+        <w:spacing w:line="360" w:lineRule="auto"/>
+        <w:jc w:val="both"/>
+        <w:rPr>
+          <w:rFonts w:ascii="Times New Roman" w:hAnsi="Times New Roman" w:cs="Times New Roman"/>
+        </w:rPr>
+      </w:pPr>
+      <w:proofErr w:type="spellStart"/>
+      <w:r>
+        <w:rPr>
+          <w:rFonts w:ascii="Times New Roman" w:hAnsi="Times New Roman" w:cs="Times New Roman"/>
+        </w:rPr>
+        <w:t>TestDisk</w:t>
+      </w:r>
+      <w:proofErr w:type="spellEnd"/>
+      <w:r>
+        <w:rPr>
+          <w:rFonts w:ascii="Times New Roman" w:hAnsi="Times New Roman" w:cs="Times New Roman"/>
+        </w:rPr>
+        <w:t xml:space="preserve"> will display a confirmation message indicating a successful recovery (e.g., "Copy done! 1 ok, 0 failed").</w:t>
+      </w:r>
+    </w:p>
+    <w:p>
+      <w:pPr>
         <w:spacing w:line="360" w:lineRule="auto"/>
         <w:jc w:val="center"/>
         <w:rPr>
           <w:rFonts w:ascii="Times New Roman" w:hAnsi="Times New Roman" w:cs="Times New Roman"/>
+          <w:i/>
+          <w:iCs/>
         </w:rPr>
       </w:pPr>
       <w:r>
         <w:rPr>
           <w:noProof/>
         </w:rPr>
+        <mc:AlternateContent>
+          <mc:Choice Requires="wps">
+            <w:drawing>
+              <wp:anchor distT="0" distB="0" distL="114300" distR="114300" simplePos="0" relativeHeight="251662336" behindDoc="0" locked="0" layoutInCell="1" allowOverlap="1" wp14:anchorId="4EBF6C01" wp14:editId="209F3516">
+                <wp:simplePos x="0" y="0"/>
+                <wp:positionH relativeFrom="column">
+                  <wp:posOffset>76200</wp:posOffset>
+                </wp:positionH>
+                <wp:positionV relativeFrom="paragraph">
+                  <wp:posOffset>5037455</wp:posOffset>
+                </wp:positionV>
+                <wp:extent cx="5730875" cy="635"/>
+                <wp:effectExtent l="0" t="0" r="3175" b="16510"/>
+                <wp:wrapTopAndBottom/>
+                <wp:docPr id="1630747169" name="Text Box 1"/>
+                <wp:cNvGraphicFramePr/>
+                <a:graphic xmlns:a="http://schemas.openxmlformats.org/drawingml/2006/main">
+                  <a:graphicData uri="http://schemas.microsoft.com/office/word/2010/wordprocessingShape">
+                    <wps:wsp>
+                      <wps:cNvSpPr txBox="1"/>
+                      <wps:spPr>
+                        <a:xfrm>
+                          <a:off x="0" y="0"/>
+                          <a:ext cx="5730875" cy="635"/>
+                        </a:xfrm>
+                        <a:prstGeom prst="rect">
+                          <a:avLst/>
+                        </a:prstGeom>
+                        <a:noFill/>
+                        <a:ln>
+                          <a:noFill/>
+                        </a:ln>
+                      </wps:spPr>
+                      <wps:txbx>
+                        <w:txbxContent>
+                          <w:p>
+                            <w:pPr>
+                              <w:spacing w:line="360" w:lineRule="auto"/>
+                              <w:jc w:val="center"/>
+                              <w:rPr>
+                                <w:rFonts w:ascii="Times New Roman" w:hAnsi="Times New Roman" w:cs="Times New Roman"/>
+                                <w:color w:val="000000" w:themeColor="text1"/>
+                              </w:rPr>
+                            </w:pPr>
+                            <w:r>
+                              <w:rPr>
+                                <w:rFonts w:ascii="Times New Roman" w:hAnsi="Times New Roman" w:cs="Times New Roman"/>
+                                <w:i/>
+                                <w:iCs/>
+                                <w:color w:val="000000" w:themeColor="text1"/>
+                              </w:rPr>
+                              <w:t>Figure 10: Selecting the destination folder for the recovered file</w:t>
+                            </w:r>
+                          </w:p>
+                          <w:p>
+                            <w:pPr>
+                              <w:pStyle w:val="Caption"/>
+                              <w:rPr>
+                                <w:noProof/>
+                              </w:rPr>
+                            </w:pPr>
+                          </w:p>
+                        </w:txbxContent>
+                      </wps:txbx>
+                      <wps:bodyPr rot="0" spcFirstLastPara="0" vertOverflow="overflow" horzOverflow="overflow" vert="horz" wrap="square" lIns="0" tIns="0" rIns="0" bIns="0" numCol="1" spcCol="0" rtlCol="0" fromWordArt="0" anchor="t" anchorCtr="0" forceAA="0" compatLnSpc="1">
+                        <a:prstTxWarp prst="textNoShape">
+                          <a:avLst/>
+                        </a:prstTxWarp>
+                        <a:spAutoFit/>
+                      </wps:bodyPr>
+                    </wps:wsp>
+                  </a:graphicData>
+                </a:graphic>
+              </wp:anchor>
+            </w:drawing>
+          </mc:Choice>
+          <mc:Fallback>
+            <w:pict>
+              <v:shape w14:anchorId="4EBF6C01" id="_x0000_s1027" type="#_x0000_t202" style="position:absolute;left:0;text-align:left;margin-left:6pt;margin-top:396.65pt;width:451.25pt;height:.05pt;z-index:251662336;visibility:visible;mso-wrap-style:square;mso-wrap-distance-left:9pt;mso-wrap-distance-top:0;mso-wrap-distance-right:9pt;mso-wrap-distance-bottom:0;mso-position-horizontal:absolute;mso-position-horizontal-relative:text;mso-position-vertical:absolute;mso-position-vertical-relative:text;v-text-anchor:top" o:gfxdata="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" filled="f" stroked="f">
+                <v:textbox style="mso-fit-shape-to-text:t" inset="0,0,0,0">
+                  <w:txbxContent>
+                    <w:p>
+                      <w:pPr>
+                        <w:spacing w:line="360" w:lineRule="auto"/>
+                        <w:jc w:val="center"/>
+                        <w:rPr>
+                          <w:rFonts w:ascii="Times New Roman" w:hAnsi="Times New Roman" w:cs="Times New Roman"/>
+                          <w:color w:val="000000" w:themeColor="text1"/>
+                        </w:rPr>
+                      </w:pPr>
+                      <w:r>
+                        <w:rPr>
+                          <w:rFonts w:ascii="Times New Roman" w:hAnsi="Times New Roman" w:cs="Times New Roman"/>
+                          <w:i/>
+                          <w:iCs/>
+                          <w:color w:val="000000" w:themeColor="text1"/>
+                        </w:rPr>
+                        <w:t>Figure 10: Selecting the destination folder for the recovered file</w:t>
+                      </w:r>
+                    </w:p>
+                    <w:p>
+                      <w:pPr>
+                        <w:pStyle w:val="Caption"/>
+                        <w:rPr>
+                          <w:noProof/>
+                        </w:rPr>
+                      </w:pPr>
+                    </w:p>
+                  </w:txbxContent>
+                </v:textbox>
+                <w10:wrap type="topAndBottom"/>
+              </v:shape>
+            </w:pict>
+          </mc:Fallback>
+        </mc:AlternateContent>
+      </w:r>
+      <w:r>
+        <w:rPr>
+          <w:noProof/>
+        </w:rPr>
         <w:drawing>
-          <wp:inline distT="0" distB="0" distL="0" distR="0" wp14:anchorId="7F3FB989" wp14:editId="676C9E19">
-            <wp:extent cx="5731510" cy="3539067"/>
-            <wp:effectExtent l="0" t="0" r="2540" b="4445"/>
+          <wp:anchor distT="0" distB="0" distL="114300" distR="114300" simplePos="0" relativeHeight="251661312" behindDoc="0" locked="0" layoutInCell="1" allowOverlap="1" wp14:anchorId="16C454DA" wp14:editId="04F7EA18">
+            <wp:simplePos x="0" y="0"/>
+            <wp:positionH relativeFrom="column">
+              <wp:posOffset>228600</wp:posOffset>
+            </wp:positionH>
+            <wp:positionV relativeFrom="paragraph">
+              <wp:posOffset>381000</wp:posOffset>
+            </wp:positionV>
+            <wp:extent cx="5730875" cy="4495800"/>
+            <wp:effectExtent l="0" t="0" r="3175" b="0"/>
+            <wp:wrapTopAndBottom/>
             <wp:docPr id="1697217361" name="Picture 10"/>
             <wp:cNvGraphicFramePr>
               <a:graphicFrameLocks xmlns:a="http://schemas.openxmlformats.org/drawingml/2006/main" noChangeAspect="1"/>
@@ -1796,7 +1973,7 @@
                   <pic:spPr bwMode="auto">
                     <a:xfrm>
                       <a:off x="0" y="0"/>
-                      <a:ext cx="5734425" cy="3540867"/>
+                      <a:ext cx="5730875" cy="4495800"/>
                     </a:xfrm>
                     <a:prstGeom prst="rect">
                       <a:avLst/>
@@ -1809,61 +1986,30 @@
                 </pic:pic>
               </a:graphicData>
             </a:graphic>
-          </wp:inline>
+            <wp14:sizeRelV relativeFrom="margin">
+              <wp14:pctHeight>0</wp14:pctHeight>
+            </wp14:sizeRelV>
+          </wp:anchor>
         </w:drawing>
       </w:r>
-      <w:r>
+    </w:p>
+    <w:p>
+      <w:pPr>
+        <w:spacing w:line="360" w:lineRule="auto"/>
+        <w:jc w:val="center"/>
         <w:rPr>
           <w:rFonts w:ascii="Times New Roman" w:hAnsi="Times New Roman" w:cs="Times New Roman"/>
           <w:i/>
           <w:iCs/>
         </w:rPr>
-        <w:t>Figure 10: Selecting the destination folder for the recovered file</w:t>
-      </w:r>
-    </w:p>
-    <w:p>
-      <w:pPr>
-        <w:numPr>
-          <w:ilvl w:val="0"/>
-          <w:numId w:val="22"/>
-        </w:numPr>
-        <w:spacing w:line="360" w:lineRule="auto"/>
-        <w:jc w:val="both"/>
-        <w:rPr>
-          <w:rFonts w:ascii="Times New Roman" w:hAnsi="Times New Roman" w:cs="Times New Roman"/>
-        </w:rPr>
-      </w:pPr>
-      <w:proofErr w:type="spellStart"/>
-      <w:r>
-        <w:rPr>
-          <w:rFonts w:ascii="Times New Roman" w:hAnsi="Times New Roman" w:cs="Times New Roman"/>
-        </w:rPr>
-        <w:t>TestDisk</w:t>
-      </w:r>
-      <w:proofErr w:type="spellEnd"/>
-      <w:r>
-        <w:rPr>
-          <w:rFonts w:ascii="Times New Roman" w:hAnsi="Times New Roman" w:cs="Times New Roman"/>
-        </w:rPr>
-        <w:t xml:space="preserve"> will display a confirmation message indicating a successful recovery (e.g., "Copy done! 1 ok, 0 failed").</w:t>
-      </w:r>
-    </w:p>
-    <w:p>
-      <w:pPr>
-        <w:spacing w:line="360" w:lineRule="auto"/>
-        <w:jc w:val="center"/>
-        <w:rPr>
-          <w:rFonts w:ascii="Times New Roman" w:hAnsi="Times New Roman" w:cs="Times New Roman"/>
-          <w:i/>
-          <w:iCs/>
-        </w:rPr>
       </w:pPr>
       <w:r>
         <w:rPr>
           <w:noProof/>
         </w:rPr>
+        <w:lastRenderedPageBreak/>
         <w:drawing>
-          <wp:inline distT="0" distB="0" distL="0" distR="0" wp14:anchorId="7ABB17A9" wp14:editId="559001DA">
+          <wp:inline distT="0" distB="0" distL="0" distR="0" wp14:anchorId="35DC455B" wp14:editId="5E5D7518">
             <wp:extent cx="5079096" cy="2819400"/>
             <wp:effectExtent l="0" t="0" r="7620" b="0"/>
             <wp:docPr id="1562609715" name="Picture 11"/>
@@ -1944,7 +2090,6 @@
           <w:b/>
           <w:bCs/>
         </w:rPr>
-        <w:lastRenderedPageBreak/>
         <w:t>Step 7: Partition Table and Boot Sector Recovery (Optional)</w:t>
       </w:r>
     </w:p>
@@ -2090,86 +2235,6 @@
     <w:p>
       <w:pPr>
         <w:spacing w:line="360" w:lineRule="auto"/>
-        <w:ind w:left="720"/>
-        <w:jc w:val="both"/>
-        <w:rPr>
-          <w:rFonts w:ascii="Times New Roman" w:hAnsi="Times New Roman" w:cs="Times New Roman"/>
-        </w:rPr>
-      </w:pPr>
-    </w:p>
-    <w:p>
-      <w:pPr>
-        <w:spacing w:line="360" w:lineRule="auto"/>
-        <w:ind w:left="720"/>
-        <w:jc w:val="both"/>
-        <w:rPr>
-          <w:rFonts w:ascii="Times New Roman" w:hAnsi="Times New Roman" w:cs="Times New Roman"/>
-        </w:rPr>
-      </w:pPr>
-    </w:p>
-    <w:p>
-      <w:pPr>
-        <w:spacing w:line="360" w:lineRule="auto"/>
-        <w:ind w:left="720"/>
-        <w:jc w:val="both"/>
-        <w:rPr>
-          <w:rFonts w:ascii="Times New Roman" w:hAnsi="Times New Roman" w:cs="Times New Roman"/>
-        </w:rPr>
-      </w:pPr>
-    </w:p>
-    <w:p>
-      <w:pPr>
-        <w:spacing w:line="360" w:lineRule="auto"/>
-        <w:ind w:left="720"/>
-        <w:jc w:val="both"/>
-        <w:rPr>
-          <w:rFonts w:ascii="Times New Roman" w:hAnsi="Times New Roman" w:cs="Times New Roman"/>
-        </w:rPr>
-      </w:pPr>
-    </w:p>
-    <w:p>
-      <w:pPr>
-        <w:spacing w:line="360" w:lineRule="auto"/>
-        <w:ind w:left="720"/>
-        <w:jc w:val="both"/>
-        <w:rPr>
-          <w:rFonts w:ascii="Times New Roman" w:hAnsi="Times New Roman" w:cs="Times New Roman"/>
-        </w:rPr>
-      </w:pPr>
-    </w:p>
-    <w:p>
-      <w:pPr>
-        <w:spacing w:line="360" w:lineRule="auto"/>
-        <w:ind w:left="720"/>
-        <w:jc w:val="both"/>
-        <w:rPr>
-          <w:rFonts w:ascii="Times New Roman" w:hAnsi="Times New Roman" w:cs="Times New Roman"/>
-        </w:rPr>
-      </w:pPr>
-    </w:p>
-    <w:p>
-      <w:pPr>
-        <w:spacing w:line="360" w:lineRule="auto"/>
-        <w:ind w:left="720"/>
-        <w:jc w:val="both"/>
-        <w:rPr>
-          <w:rFonts w:ascii="Times New Roman" w:hAnsi="Times New Roman" w:cs="Times New Roman"/>
-        </w:rPr>
-      </w:pPr>
-    </w:p>
-    <w:p>
-      <w:pPr>
-        <w:spacing w:line="360" w:lineRule="auto"/>
-        <w:ind w:left="720"/>
-        <w:jc w:val="both"/>
-        <w:rPr>
-          <w:rFonts w:ascii="Times New Roman" w:hAnsi="Times New Roman" w:cs="Times New Roman"/>
-        </w:rPr>
-      </w:pPr>
-    </w:p>
-    <w:p>
-      <w:pPr>
-        <w:spacing w:line="360" w:lineRule="auto"/>
         <w:jc w:val="both"/>
         <w:rPr>
           <w:rFonts w:ascii="Times New Roman" w:hAnsi="Times New Roman" w:cs="Times New Roman"/>
@@ -2228,19 +2293,16 @@
         </w:rPr>
         <w:t xml:space="preserve"> the physical drive's geometry and partition tables. Lost partitions were successfully identified through deeper searching, and deleted files were effectively navigated, selected, and copied (recovered) to a secure local destination.</w:t>
       </w:r>
-    </w:p>
-    <w:p>
-      <w:pPr>
-        <w:spacing w:line="360" w:lineRule="auto"/>
-        <w:jc w:val="both"/>
-        <w:rPr>
-          <w:rFonts w:ascii="Times New Roman" w:hAnsi="Times New Roman" w:cs="Times New Roman"/>
-        </w:rPr>
-      </w:pPr>
     </w:p>
     <w:sectPr>
       <w:pgSz w:w="11906" w:h="16838"/>
       <w:pgMar w:top="1440" w:right="1440" w:bottom="1440" w:left="1440" w:header="708" w:footer="708" w:gutter="0"/>
+      <w:pgBorders w:offsetFrom="page">
+        <w:top w:val="single" w:sz="4" w:space="24" w:color="auto"/>
+        <w:left w:val="single" w:sz="4" w:space="24" w:color="auto"/>
+        <w:bottom w:val="single" w:sz="4" w:space="24" w:color="auto"/>
+        <w:right w:val="single" w:sz="4" w:space="24" w:color="auto"/>
+      </w:pgBorders>
       <w:cols w:space="708"/>
       <w:docGrid w:linePitch="360"/>
     </w:sectPr>
@@ -2249,7 +2311,7 @@
 </file>
 
 <file path=word/numbering.xml><?xml version="1.0" encoding="utf-8"?>
-<w:numbering xmlns:wpc="http://schemas.microsoft.com/office/word/2010/wordprocessingCanvas" xmlns:cx="http://schemas.microsoft.com/office/drawing/2014/chartex" xmlns:cx1="http://schemas.microsoft.com/office/drawing/2015/9/8/chartex" xmlns:cx2="http://schemas.microsoft.com/office/drawing/2015/10/21/chartex" xmlns:cx3="http://schemas.microsoft.com/office/drawing/2016/5/9/chartex" xmlns:cx4="http://schemas.microsoft.com/office/drawing/2016/5/10/chartex" xmlns:cx5="http://schemas.microsoft.com/office/drawing/2016/5/11/chartex" xmlns:cx6="http://schemas.microsoft.com/office/drawing/2016/5/12/chartex" xmlns:cx7="http://schemas.microsoft.com/office/drawing/2016/5/13/chartex" xmlns:cx8="http://schemas.microsoft.com/office/drawing/2016/5/14/chartex" xmlns:mc="http://schemas.openxmlformats.org/markup-compatibility/2006" xmlns:aink="http://schemas.microsoft.com/office/drawing/2016/ink" xmlns:am3d="http://schemas.microsoft.com/office/drawing/2017/model3d" xmlns:o="urn:schemas-microsoft-com:office:office" xmlns:oel="http://schemas.microsoft.com/office/2019/extlst" xmlns:r="http://schemas.openxmlformats.org/officeDocument/2006/relationships" xmlns:m="http://schemas.openxmlformats.org/officeDocument/2006/math" xmlns:v="urn:schemas-microsoft-com:vml" xmlns:wp14="http://schemas.microsoft.com/office/word/2010/wordprocessingDrawing" xmlns:wp="http://schemas.openxmlformats.org/drawingml/2006/wordprocessingDrawing" xmlns:w10="urn:schemas-microsoft-com:office:word" xmlns:w="http://schemas.openxmlformats.org/wordprocessingml/2006/main" xmlns:w14="http://schemas.microsoft.com/office/word/2010/wordml" xmlns:w15="http://schemas.microsoft.com/office/word/2012/wordml" xmlns:w16cei="http://schemas.microsoft.com/office/word/2026/wordml/cei" xmlns:w16cex="http://schemas.microsoft.com/office/word/2018/wordml/cex" xmlns:w16cid="http://schemas.microsoft.com/office/word/2016/wordml/cid" xmlns:w16="http://schemas.microsoft.com/office/word/2018/wordml" xmlns:w16du="http://schemas.microsoft.com/office/word/2023/wordml/word16du" xmlns:w16sdtdh="http://schemas.microsoft.com/office/word/2020/wordml/sdtdatahash" xmlns:w16sdtfl="http://schemas.microsoft.com/office/word/2024/wordml/sdtformatlock" xmlns:w16se="http://schemas.microsoft.com/office/word/2015/wordml/symex" xmlns:wpg="http://schemas.microsoft.com/office/word/2010/wordprocessingGroup" xmlns:wpi="http://schemas.microsoft.com/office/word/2010/wordprocessingInk" xmlns:wne="http://schemas.microsoft.com/office/word/2006/wordml" xmlns:wps="http://schemas.microsoft.com/office/word/2010/wordprocessingShape" mc:Ignorable="w14 w15 w16se w16cid w16 w16cex w16sdtdh w16sdtfl w16du wp14">
+<w:numbering xmlns:wpc="http://schemas.microsoft.com/office/word/2010/wordprocessingCanvas" xmlns:cx="http://schemas.microsoft.com/office/drawing/2014/chartex" xmlns:cx1="http://schemas.microsoft.com/office/drawing/2015/9/8/chartex" xmlns:cx2="http://schemas.microsoft.com/office/drawing/2015/10/21/chartex" xmlns:cx3="http://schemas.microsoft.com/office/drawing/2016/5/9/chartex" xmlns:cx4="http://schemas.microsoft.com/office/drawing/2016/5/10/chartex" xmlns:cx5="http://schemas.microsoft.com/office/drawing/2016/5/11/chartex" xmlns:cx6="http://schemas.microsoft.com/office/drawing/2016/5/12/chartex" xmlns:cx7="http://schemas.microsoft.com/office/drawing/2016/5/13/chartex" xmlns:cx8="http://schemas.microsoft.com/office/drawing/2016/5/14/chartex" xmlns:mc="http://schemas.openxmlformats.org/markup-compatibility/2006" xmlns:aink="http://schemas.microsoft.com/office/drawing/2016/ink" xmlns:am3d="http://schemas.microsoft.com/office/drawing/2017/model3d" xmlns:o="urn:schemas-microsoft-com:office:office" xmlns:oel="http://schemas.microsoft.com/office/2019/extlst" xmlns:r="http://schemas.openxmlformats.org/officeDocument/2006/relationships" xmlns:m="http://schemas.openxmlformats.org/officeDocument/2006/math" xmlns:v="urn:schemas-microsoft-com:vml" xmlns:wp14="http://schemas.microsoft.com/office/word/2010/wordprocessingDrawing" xmlns:wp="http://schemas.openxmlformats.org/drawingml/2006/wordprocessingDrawing" xmlns:w10="urn:schemas-microsoft-com:office:word" xmlns:w="http://schemas.openxmlformats.org/wordprocessingml/2006/main" xmlns:w14="http://schemas.microsoft.com/office/word/2010/wordml" xmlns:w15="http://schemas.microsoft.com/office/word/2012/wordml" xmlns:w16cex="http://schemas.microsoft.com/office/word/2018/wordml/cex" xmlns:w16cid="http://schemas.microsoft.com/office/word/2016/wordml/cid" xmlns:w16="http://schemas.microsoft.com/office/word/2018/wordml" xmlns:w16du="http://schemas.microsoft.com/office/word/2023/wordml/word16du" xmlns:w16sdtdh="http://schemas.microsoft.com/office/word/2020/wordml/sdtdatahash" xmlns:w16sdtfl="http://schemas.microsoft.com/office/word/2024/wordml/sdtformatlock" xmlns:w16se="http://schemas.microsoft.com/office/word/2015/wordml/symex" xmlns:wpg="http://schemas.microsoft.com/office/word/2010/wordprocessingGroup" xmlns:wpi="http://schemas.microsoft.com/office/word/2010/wordprocessingInk" xmlns:wne="http://schemas.microsoft.com/office/word/2006/wordml" xmlns:wps="http://schemas.microsoft.com/office/word/2010/wordprocessingShape" mc:Ignorable="w14 w15 w16se w16cid w16 w16cex w16sdtdh w16sdtfl w16du wp14">
   <w:abstractNum w:abstractNumId="0" w15:restartNumberingAfterBreak="0">
     <w:nsid w:val="108D36CD"/>
     <w:multiLevelType w:val="multilevel"/>
@@ -5393,6 +5455,7 @@
   <w:style w:type="paragraph" w:default="1" w:styleId="Normal">
     <w:name w:val="Normal"/>
     <w:qFormat/>
+    <w:rsid w:val="00C41C1C"/>
   </w:style>
   <w:style w:type="paragraph" w:styleId="Heading1">
     <w:name w:val="heading 1"/>
@@ -5596,6 +5659,7 @@
   <w:style w:type="character" w:default="1" w:styleId="DefaultParagraphFont">
     <w:name w:val="Default Paragraph Font"/>
     <w:uiPriority w:val="1"/>
+    <w:semiHidden/>
     <w:unhideWhenUsed/>
   </w:style>
   <w:style w:type="table" w:default="1" w:styleId="TableNormal">
@@ -5909,6 +5973,25 @@
       <w:spacing w:val="5"/>
     </w:rPr>
   </w:style>
+  <w:style w:type="paragraph" w:styleId="Caption">
+    <w:name w:val="caption"/>
+    <w:basedOn w:val="Normal"/>
+    <w:next w:val="Normal"/>
+    <w:uiPriority w:val="35"/>
+    <w:unhideWhenUsed/>
+    <w:qFormat/>
+    <w:rsid w:val="00C41C1C"/>
+    <w:pPr>
+      <w:spacing w:after="200" w:line="240" w:lineRule="auto"/>
+    </w:pPr>
+    <w:rPr>
+      <w:i/>
+      <w:iCs/>
+      <w:color w:val="44546A" w:themeColor="text2"/>
+      <w:sz w:val="18"/>
+      <w:szCs w:val="18"/>
+    </w:rPr>
+  </w:style>
 </w:styles>
 </file>
 
